--- a/docs/BOEBOT_Setup_Testing_Guide.docx
+++ b/docs/BOEBOT_Setup_Testing_Guide.docx
@@ -4532,7 +4532,24 @@
           <w:sz w:val="21"/>
           <w:szCs w:val="21"/>
         </w:rPr>
-        <w:t xml:space="preserve">Jika Pi menggunakan Debian Trixie, script akan automatik menetapkan skrin fizikal ke mod Console (elak konflik sesi XRDP). Ini normal.</w:t>
+        <w:t xml:space="preserve">Script turut menampal (patch) isu “skrin hitam” XRDP secara automatik (rujuk 12.8), supaya user yang sama boleh log masuk di skrin HDMI DAN Remote Desktop pada masa yang sama tanpa masalah.</w:t>
+      </w:r>
+    </w:p>
+    <w:p>
+      <w:pPr>
+        <w:pStyle w:val="ListParagraph"/>
+        <w:numPr>
+          <w:ilvl w:val="0"/>
+          <w:numId w:val="3"/>
+        </w:numPr>
+        <w:spacing w:after="80"/>
+      </w:pPr>
+      <w:r>
+        <w:rPr>
+          <w:sz w:val="21"/>
+          <w:szCs w:val="21"/>
+        </w:rPr>
+        <w:t xml:space="preserve">Jika Pi menggunakan Debian Trixie, script akan automatik menetapkan skrin fizikal ke mod Console (elak konflik sesi XRDP). Ini TIDAK berlaku pada Bookworm — log masuk serentak (HDMI + RDP) kekal berfungsi seperti biasa.</w:t>
       </w:r>
     </w:p>
     <w:p>
@@ -5528,6 +5545,206 @@
         <w:t xml:space="preserve">Berlaku pada Debian Trixie apabila user yang sama log masuk serentak pada skrin fizikal (autologin) dan RDP. Jalankan Menu 18 (Setup Remote Access) — ia akan automatik menetapkan skrin fizikal ke mod Console selamat digunakan bersama RDP.</w:t>
       </w:r>
     </w:p>
+    <w:p>
+      <w:pPr>
+        <w:pStyle w:val="Heading2"/>
+        <w:spacing w:after="120" w:before="300"/>
+      </w:pPr>
+      <w:r>
+        <w:rPr>
+          <w:b/>
+          <w:bCs/>
+          <w:color w:val="2E74B5"/>
+          <w:sz w:val="24"/>
+          <w:szCs w:val="24"/>
+        </w:rPr>
+        <w:t xml:space="preserve">12.8 Skrin Hitam Selepas Log Masuk RDP (Session: Xorg)</w:t>
+      </w:r>
+    </w:p>
+    <w:p>
+      <w:pPr>
+        <w:spacing w:after="140" w:line="300"/>
+      </w:pPr>
+      <w:r>
+        <w:rPr>
+          <w:sz w:val="21"/>
+          <w:szCs w:val="21"/>
+        </w:rPr>
+        <w:t xml:space="preserve">Pada Bookworm, log masuk RDP kadang menunjukkan skrin HITAM (hanya kursor) selepas berjaya log masuk. Ini punca biasa: xrdp mewarisi pembolehubah DBUS_SESSION_BUS_ADDRESS / XDG_RUNTIME_DIR yang lapuk daripada sesi lain, menyebabkan sesi desktop gagal start secara senyap.</w:t>
+      </w:r>
+    </w:p>
+    <w:p>
+      <w:pPr>
+        <w:spacing w:after="140" w:line="300"/>
+      </w:pPr>
+      <w:r>
+        <w:rPr>
+          <w:sz w:val="21"/>
+          <w:szCs w:val="21"/>
+        </w:rPr>
+        <w:t xml:space="preserve">Menu 18 (Setup Remote Access) kini menampal isu ini secara AUTOMATIK. Jika masih berlaku (contoh selepas kemas kini manual), baiki terus dengan:</w:t>
+      </w:r>
+    </w:p>
+    <w:p>
+      <w:pPr>
+        <w:spacing w:after="60"/>
+      </w:pPr>
+      <w:r>
+        <w:rPr>
+          <w:b/>
+          <w:bCs/>
+          <w:color w:val="1E7B34"/>
+          <w:sz w:val="18"/>
+          <w:szCs w:val="18"/>
+        </w:rPr>
+        <w:t xml:space="preserve">✓ Boleh salin &amp; tampal SEKALIGUS (satu blok).</w:t>
+      </w:r>
+    </w:p>
+    <w:tbl>
+      <w:tblPr>
+        <w:tblW w:type="pct" w:w="100%"/>
+        <w:tblBorders>
+          <w:top w:val="single" w:color="auto" w:sz="4"/>
+          <w:left w:val="single" w:color="auto" w:sz="4"/>
+          <w:bottom w:val="single" w:color="auto" w:sz="4"/>
+          <w:right w:val="single" w:color="auto" w:sz="4"/>
+          <w:insideH w:val="single" w:color="auto" w:sz="4"/>
+          <w:insideV w:val="single" w:color="auto" w:sz="4"/>
+        </w:tblBorders>
+      </w:tblPr>
+      <w:tblGrid>
+        <w:gridCol w:w="9350"/>
+      </w:tblGrid>
+      <w:tr>
+        <w:tc>
+          <w:tcPr>
+            <w:tcW w:type="dxa" w:w="9350"/>
+            <w:tcBorders>
+              <w:top w:val="single" w:color="B7B7B7" w:sz="4"/>
+              <w:left w:val="single" w:color="B7B7B7" w:sz="4"/>
+              <w:bottom w:val="single" w:color="B7B7B7" w:sz="4"/>
+              <w:right w:val="single" w:color="B7B7B7" w:sz="4"/>
+            </w:tcBorders>
+            <w:shd w:fill="F3F3F3" w:color="auto" w:val="clear"/>
+            <w:tcMar>
+              <w:top w:type="dxa" w:w="120"/>
+              <w:left w:type="dxa" w:w="160"/>
+              <w:bottom w:type="dxa" w:w="120"/>
+              <w:right w:type="dxa" w:w="160"/>
+            </w:tcMar>
+          </w:tcPr>
+          <w:p>
+            <w:pPr>
+              <w:spacing w:after="0" w:line="264"/>
+            </w:pPr>
+            <w:r>
+              <w:rPr>
+                <w:rFonts w:ascii="Consolas" w:cs="Consolas" w:eastAsia="Consolas" w:hAnsi="Consolas"/>
+                <w:color w:val="1a1a1a"/>
+                <w:sz w:val="19"/>
+                <w:szCs w:val="19"/>
+              </w:rPr>
+              <w:t xml:space="preserve">sudo cp /etc/xrdp/startwm.sh /etc/xrdp/startwm.sh.bak</w:t>
+            </w:r>
+          </w:p>
+          <w:p>
+            <w:pPr>
+              <w:spacing w:after="0" w:line="264"/>
+            </w:pPr>
+            <w:r>
+              <w:rPr>
+                <w:rFonts w:ascii="Consolas" w:cs="Consolas" w:eastAsia="Consolas" w:hAnsi="Consolas"/>
+                <w:color w:val="1a1a1a"/>
+                <w:sz w:val="19"/>
+                <w:szCs w:val="19"/>
+              </w:rPr>
+              <w:t xml:space="preserve">sudo sed -i '/^test -x \/etc\/X11\/Xsession/i unset DBUS_SESSION_BUS_ADDRESS\nunset XDG_RUNTIME_DIR' /etc/xrdp/startwm.sh</w:t>
+            </w:r>
+          </w:p>
+          <w:p>
+            <w:pPr>
+              <w:spacing w:after="0" w:line="264"/>
+            </w:pPr>
+            <w:r>
+              <w:rPr>
+                <w:rFonts w:ascii="Consolas" w:cs="Consolas" w:eastAsia="Consolas" w:hAnsi="Consolas"/>
+                <w:color w:val="1a1a1a"/>
+                <w:sz w:val="19"/>
+                <w:szCs w:val="19"/>
+              </w:rPr>
+              <w:t xml:space="preserve">sudo systemctl restart xrdp</w:t>
+            </w:r>
+          </w:p>
+        </w:tc>
+      </w:tr>
+    </w:tbl>
+    <w:p>
+      <w:pPr>
+        <w:spacing w:after="160"/>
+      </w:pPr>
+    </w:p>
+    <w:tbl>
+      <w:tblPr>
+        <w:tblW w:type="pct" w:w="100%"/>
+        <w:tblBorders>
+          <w:top w:val="single" w:color="auto" w:sz="4"/>
+          <w:left w:val="single" w:color="auto" w:sz="4"/>
+          <w:bottom w:val="single" w:color="auto" w:sz="4"/>
+          <w:right w:val="single" w:color="auto" w:sz="4"/>
+          <w:insideH w:val="single" w:color="auto" w:sz="4"/>
+          <w:insideV w:val="single" w:color="auto" w:sz="4"/>
+        </w:tblBorders>
+      </w:tblPr>
+      <w:tblGrid>
+        <w:gridCol w:w="9350"/>
+      </w:tblGrid>
+      <w:tr>
+        <w:tc>
+          <w:tcPr>
+            <w:tcW w:type="dxa" w:w="9350"/>
+            <w:tcBorders>
+              <w:top w:val="single" w:color="34A853" w:sz="4"/>
+              <w:left w:val="single" w:color="34A853" w:sz="24"/>
+              <w:bottom w:val="single" w:color="34A853" w:sz="4"/>
+              <w:right w:val="single" w:color="34A853" w:sz="4"/>
+            </w:tcBorders>
+            <w:shd w:fill="E6F4EA" w:color="auto" w:val="clear"/>
+            <w:tcMar>
+              <w:top w:type="dxa" w:w="140"/>
+              <w:left w:type="dxa" w:w="200"/>
+              <w:bottom w:type="dxa" w:w="140"/>
+              <w:right w:type="dxa" w:w="200"/>
+            </w:tcMar>
+          </w:tcPr>
+          <w:p>
+            <w:pPr>
+              <w:spacing w:after="60"/>
+            </w:pPr>
+            <w:r>
+              <w:rPr>
+                <w:b/>
+                <w:bCs/>
+                <w:sz w:val="21"/>
+                <w:szCs w:val="21"/>
+              </w:rPr>
+              <w:t xml:space="preserve">✓ Bukan perlu 2 akaun / mod console</w:t>
+            </w:r>
+          </w:p>
+          <w:p>
+            <w:pPr>
+              <w:spacing w:after="0" w:line="280"/>
+            </w:pPr>
+            <w:r>
+              <w:rPr>
+                <w:sz w:val="20"/>
+                <w:szCs w:val="20"/>
+              </w:rPr>
+              <w:t xml:space="preserve">Selepas patch ini, SATU akaun boleh log masuk di skrin HDMI dan Remote Desktop (Xorg) SERENTAK pada Bookworm — tiada perlu cipta akaun kedua atau tukar skrin fizikal ke mod Console. Apa yang diedit di sesi RDP TIDAK akan dipaparkan di skrin HDMI, kerana ia memang dua sesi desktop yang berasingan (bukan “mirror” seperti VNC).</w:t>
+            </w:r>
+          </w:p>
+        </w:tc>
+      </w:tr>
+    </w:tbl>
     <w:p>
       <w:pPr>
         <w:spacing w:after="200"/>

--- a/docs/BOEBOT_Setup_Testing_Guide.docx
+++ b/docs/BOEBOT_Setup_Testing_Guide.docx
@@ -4,7 +4,7 @@
   <w:body>
     <w:p>
       <w:pPr>
-        <w:spacing w:after="100" w:before="600"/>
+        <w:spacing w:after="100" w:before="200"/>
         <w:jc w:val="center"/>
       </w:pPr>
       <w:r>
@@ -36,7 +36,7 @@
     </w:p>
     <w:p>
       <w:pPr>
-        <w:spacing w:after="400"/>
+        <w:spacing w:after="200"/>
         <w:jc w:val="center"/>
       </w:pPr>
       <w:r>
@@ -48,6 +48,145 @@
           <w:szCs w:val="22"/>
         </w:rPr>
         <w:t xml:space="preserve">Setup Raspberry Pi 5 baharu dari kosong sehingga app sedia digunakan</w:t>
+      </w:r>
+    </w:p>
+    <w:p>
+      <w:pPr>
+        <w:spacing w:after="80"/>
+        <w:jc w:val="center"/>
+      </w:pPr>
+      <w:r>
+        <w:drawing>
+          <wp:inline distT="0" distB="0" distL="0" distR="0">
+            <wp:extent cx="3200400" cy="2400300"/>
+            <wp:effectExtent t="0" r="0" b="0" l="0"/>
+            <wp:docPr id="1" name="" descr="" title=""/>
+            <wp:cNvGraphicFramePr>
+              <a:graphicFrameLocks xmlns:a="http://schemas.openxmlformats.org/drawingml/2006/main" noChangeAspect="1"/>
+            </wp:cNvGraphicFramePr>
+            <a:graphic xmlns:a="http://schemas.openxmlformats.org/drawingml/2006/main">
+              <a:graphicData uri="http://schemas.openxmlformats.org/drawingml/2006/picture">
+                <pic:pic xmlns:pic="http://schemas.openxmlformats.org/drawingml/2006/picture">
+                  <pic:nvPicPr>
+                    <pic:cNvPr id="0" name="" descr=""/>
+                    <pic:cNvPicPr>
+                      <a:picLocks noChangeAspect="1" noChangeArrowheads="1"/>
+                    </pic:cNvPicPr>
+                  </pic:nvPicPr>
+                  <pic:blipFill>
+                    <a:blip r:embed="rId7" cstate="none"/>
+                    <a:srcRect/>
+                    <a:stretch>
+                      <a:fillRect/>
+                    </a:stretch>
+                  </pic:blipFill>
+                  <pic:spPr bwMode="auto">
+                    <a:xfrm>
+                      <a:off x="0" y="0"/>
+                      <a:ext cx="3200400" cy="2400300"/>
+                    </a:xfrm>
+                    <a:prstGeom prst="rect">
+                      <a:avLst/>
+                    </a:prstGeom>
+                  </pic:spPr>
+                </pic:pic>
+              </a:graphicData>
+            </a:graphic>
+          </wp:inline>
+        </w:drawing>
+      </w:r>
+    </w:p>
+    <w:p>
+      <w:pPr>
+        <w:spacing w:after="260"/>
+        <w:jc w:val="center"/>
+      </w:pPr>
+      <w:r>
+        <w:drawing>
+          <wp:inline distT="0" distB="0" distL="0" distR="0">
+            <wp:extent cx="1676400" cy="495300"/>
+            <wp:effectExtent t="0" r="0" b="0" l="0"/>
+            <wp:docPr id="1" name="" descr="" title=""/>
+            <wp:cNvGraphicFramePr>
+              <a:graphicFrameLocks xmlns:a="http://schemas.openxmlformats.org/drawingml/2006/main" noChangeAspect="1"/>
+            </wp:cNvGraphicFramePr>
+            <a:graphic xmlns:a="http://schemas.openxmlformats.org/drawingml/2006/main">
+              <a:graphicData uri="http://schemas.openxmlformats.org/drawingml/2006/picture">
+                <pic:pic xmlns:pic="http://schemas.openxmlformats.org/drawingml/2006/picture">
+                  <pic:nvPicPr>
+                    <pic:cNvPr id="0" name="" descr=""/>
+                    <pic:cNvPicPr>
+                      <a:picLocks noChangeAspect="1" noChangeArrowheads="1"/>
+                    </pic:cNvPicPr>
+                  </pic:nvPicPr>
+                  <pic:blipFill>
+                    <a:blip r:embed="rId8" cstate="none"/>
+                    <a:srcRect/>
+                    <a:stretch>
+                      <a:fillRect/>
+                    </a:stretch>
+                  </pic:blipFill>
+                  <pic:spPr bwMode="auto">
+                    <a:xfrm>
+                      <a:off x="0" y="0"/>
+                      <a:ext cx="1676400" cy="495300"/>
+                    </a:xfrm>
+                    <a:prstGeom prst="rect">
+                      <a:avLst/>
+                    </a:prstGeom>
+                  </pic:spPr>
+                </pic:pic>
+              </a:graphicData>
+            </a:graphic>
+          </wp:inline>
+        </w:drawing>
+      </w:r>
+      <w:r>
+        <w:rPr>
+          <w:sz w:val="20"/>
+          <w:szCs w:val="20"/>
+        </w:rPr>
+        <w:t xml:space="preserve">      </w:t>
+      </w:r>
+      <w:r>
+        <w:drawing>
+          <wp:inline distT="0" distB="0" distL="0" distR="0">
+            <wp:extent cx="590550" cy="590550"/>
+            <wp:effectExtent t="0" r="0" b="0" l="0"/>
+            <wp:docPr id="1" name="" descr="" title=""/>
+            <wp:cNvGraphicFramePr>
+              <a:graphicFrameLocks xmlns:a="http://schemas.openxmlformats.org/drawingml/2006/main" noChangeAspect="1"/>
+            </wp:cNvGraphicFramePr>
+            <a:graphic xmlns:a="http://schemas.openxmlformats.org/drawingml/2006/main">
+              <a:graphicData uri="http://schemas.openxmlformats.org/drawingml/2006/picture">
+                <pic:pic xmlns:pic="http://schemas.openxmlformats.org/drawingml/2006/picture">
+                  <pic:nvPicPr>
+                    <pic:cNvPr id="0" name="" descr=""/>
+                    <pic:cNvPicPr>
+                      <a:picLocks noChangeAspect="1" noChangeArrowheads="1"/>
+                    </pic:cNvPicPr>
+                  </pic:nvPicPr>
+                  <pic:blipFill>
+                    <a:blip r:embed="rId9" cstate="none"/>
+                    <a:srcRect/>
+                    <a:stretch>
+                      <a:fillRect/>
+                    </a:stretch>
+                  </pic:blipFill>
+                  <pic:spPr bwMode="auto">
+                    <a:xfrm>
+                      <a:off x="0" y="0"/>
+                      <a:ext cx="590550" cy="590550"/>
+                    </a:xfrm>
+                    <a:prstGeom prst="rect">
+                      <a:avLst/>
+                    </a:prstGeom>
+                  </pic:spPr>
+                </pic:pic>
+              </a:graphicData>
+            </a:graphic>
+          </wp:inline>
+        </w:drawing>
       </w:r>
     </w:p>
     <w:tbl>
@@ -3901,7 +4040,7 @@
                 <w:sz w:val="20"/>
                 <w:szCs w:val="20"/>
               </w:rPr>
-              <w:t xml:space="preserve">Full test — drive + dual live camera (satu tetingkap)</w:t>
+              <w:t xml:space="preserve">Full test BOEBOT — drive (hold-to-move) + dual camera + gripper</w:t>
             </w:r>
           </w:p>
         </w:tc>
@@ -3950,7 +4089,7 @@
                 <w:sz w:val="20"/>
                 <w:szCs w:val="20"/>
               </w:rPr>
-              <w:t xml:space="preserve">Setup/repair Remote Access — SSH + XRDP</w:t>
+              <w:t xml:space="preserve">Full test SUMOBOT — drive (hold-to-move) + dual camera</w:t>
             </w:r>
           </w:p>
         </w:tc>
@@ -3979,6 +4118,55 @@
                 <w:szCs w:val="20"/>
               </w:rPr>
               <w:t xml:space="preserve">19</w:t>
+            </w:r>
+          </w:p>
+        </w:tc>
+        <w:tc>
+          <w:tcPr>
+            <w:tcW w:type="dxa" w:w="8450"/>
+            <w:tcMar>
+              <w:top w:type="dxa" w:w="80"/>
+              <w:left w:type="dxa" w:w="160"/>
+              <w:bottom w:type="dxa" w:w="80"/>
+              <w:right w:type="dxa" w:w="160"/>
+            </w:tcMar>
+            <w:vAlign w:val="center"/>
+          </w:tcPr>
+          <w:p>
+            <w:r>
+              <w:rPr>
+                <w:sz w:val="20"/>
+                <w:szCs w:val="20"/>
+              </w:rPr>
+              <w:t xml:space="preserve">Setup/repair Remote Access — SSH + XRDP</w:t>
+            </w:r>
+          </w:p>
+        </w:tc>
+      </w:tr>
+      <w:tr>
+        <w:tc>
+          <w:tcPr>
+            <w:tcW w:type="dxa" w:w="900"/>
+            <w:tcMar>
+              <w:top w:type="dxa" w:w="80"/>
+              <w:left w:type="dxa" w:w="120"/>
+              <w:bottom w:type="dxa" w:w="80"/>
+              <w:right w:type="dxa" w:w="120"/>
+            </w:tcMar>
+            <w:vAlign w:val="center"/>
+          </w:tcPr>
+          <w:p>
+            <w:pPr>
+              <w:jc w:val="center"/>
+            </w:pPr>
+            <w:r>
+              <w:rPr>
+                <w:b/>
+                <w:bCs/>
+                <w:sz w:val="20"/>
+                <w:szCs w:val="20"/>
+              </w:rPr>
+              <w:t xml:space="preserve">20</w:t>
             </w:r>
           </w:p>
         </w:tc>
@@ -4291,7 +4479,7 @@
           <w:sz w:val="21"/>
           <w:szCs w:val="21"/>
         </w:rPr>
-        <w:t xml:space="preserve">Menu 17 — Full test: drive + dual camera (satu tetingkap, perlukan skrin/RDP)</w:t>
+        <w:t xml:space="preserve">Menu 17 — Full test BOEBOT: drive (hold-to-move) + dual camera + gripper (satu tetingkap, perlukan skrin/RDP)</w:t>
       </w:r>
     </w:p>
     <w:p>
@@ -4308,7 +4496,7 @@
           <w:sz w:val="21"/>
           <w:szCs w:val="21"/>
         </w:rPr>
-        <w:t xml:space="preserve">Menu 18 — Setup Remote Access (jika perlu akses SSH/RDP dari komputer lain)</w:t>
+        <w:t xml:space="preserve">Menu 18 — Full test SUMOBOT: drive (hold-to-move) + dual camera (tanpa gripper)</w:t>
       </w:r>
     </w:p>
     <w:p>
@@ -4325,7 +4513,24 @@
           <w:sz w:val="21"/>
           <w:szCs w:val="21"/>
         </w:rPr>
-        <w:t xml:space="preserve">Menu 19 — Semak status IP &amp; remote</w:t>
+        <w:t xml:space="preserve">Menu 19 — Setup Remote Access (jika perlu akses SSH/RDP dari komputer lain)</w:t>
+      </w:r>
+    </w:p>
+    <w:p>
+      <w:pPr>
+        <w:pStyle w:val="ListParagraph"/>
+        <w:numPr>
+          <w:ilvl w:val="0"/>
+          <w:numId w:val="3"/>
+        </w:numPr>
+        <w:spacing w:after="80"/>
+      </w:pPr>
+      <w:r>
+        <w:rPr>
+          <w:sz w:val="21"/>
+          <w:szCs w:val="21"/>
+        </w:rPr>
+        <w:t xml:space="preserve">Menu 20 — Semak status IP &amp; remote</w:t>
       </w:r>
     </w:p>
     <w:p>
@@ -4361,7 +4566,7 @@
           <w:sz w:val="21"/>
           <w:szCs w:val="21"/>
         </w:rPr>
-        <w:t xml:space="preserve">Guna Menu 18 untuk pasang/baiki akses jauh (SSH dan Remote Desktop) secara automatik.</w:t>
+        <w:t xml:space="preserve">Guna Menu 19 untuk pasang/baiki akses jauh (SSH dan Remote Desktop) secara automatik.</w:t>
       </w:r>
     </w:p>
     <w:p>
@@ -4394,7 +4599,7 @@
           <w:sz w:val="21"/>
           <w:szCs w:val="21"/>
         </w:rPr>
-        <w:t xml:space="preserve">Dalam menu app, taip 18 dan tekan Enter.</w:t>
+        <w:t xml:space="preserve">Dalam menu app, taip 19 dan tekan Enter.</w:t>
       </w:r>
     </w:p>
     <w:p>
@@ -4686,7 +4891,7 @@
           <w:sz w:val="21"/>
           <w:szCs w:val="21"/>
         </w:rPr>
-        <w:t xml:space="preserve">Computer: masukkan alamat IP Pi (dapatkan melalui Menu 19 dalam app, atau hostname -I).</w:t>
+        <w:t xml:space="preserve">Computer: masukkan alamat IP Pi (dapatkan melalui Menu 20 dalam app, atau hostname -I).</w:t>
       </w:r>
     </w:p>
     <w:p>
@@ -5542,7 +5747,7 @@
           <w:sz w:val="21"/>
           <w:szCs w:val="21"/>
         </w:rPr>
-        <w:t xml:space="preserve">Berlaku pada Debian Trixie apabila user yang sama log masuk serentak pada skrin fizikal (autologin) dan RDP. Jalankan Menu 18 (Setup Remote Access) — ia akan automatik menetapkan skrin fizikal ke mod Console selamat digunakan bersama RDP.</w:t>
+        <w:t xml:space="preserve">Berlaku pada Debian Trixie apabila user yang sama log masuk serentak pada skrin fizikal (autologin) dan RDP. Jalankan Menu 19 (Setup Remote Access) — ia akan automatik menetapkan skrin fizikal ke mod Console selamat digunakan bersama RDP.</w:t>
       </w:r>
     </w:p>
     <w:p>
@@ -5582,7 +5787,7 @@
           <w:sz w:val="21"/>
           <w:szCs w:val="21"/>
         </w:rPr>
-        <w:t xml:space="preserve">Menu 18 (Setup Remote Access) kini menampal isu ini secara AUTOMATIK. Jika masih berlaku (contoh selepas kemas kini manual), baiki terus dengan:</w:t>
+        <w:t xml:space="preserve">Menu 19 (Setup Remote Access) kini menampal isu ini secara AUTOMATIK. Jika masih berlaku (contoh selepas kemas kini manual), baiki terus dengan:</w:t>
       </w:r>
     </w:p>
     <w:p>
@@ -5745,6 +5950,251 @@
         </w:tc>
       </w:tr>
     </w:tbl>
+    <w:p>
+      <w:pPr>
+        <w:pStyle w:val="Heading2"/>
+        <w:spacing w:after="120" w:before="300"/>
+      </w:pPr>
+      <w:r>
+        <w:rPr>
+          <w:b/>
+          <w:bCs/>
+          <w:color w:val="2E74B5"/>
+          <w:sz w:val="24"/>
+          <w:szCs w:val="24"/>
+        </w:rPr>
+        <w:t xml:space="preserve">12.9 Pilihan Menu Salah Selepas “Press Any Key” (contoh “[B9”)</w:t>
+      </w:r>
+    </w:p>
+    <w:p>
+      <w:pPr>
+        <w:spacing w:after="140" w:line="300"/>
+      </w:pPr>
+      <w:r>
+        <w:rPr>
+          <w:sz w:val="21"/>
+          <w:szCs w:val="21"/>
+        </w:rPr>
+        <w:t xml:space="preserve">Jika menu app menunjukkan pilihan tidak sah dengan huruf terlepas di hadapan nombor (contoh menaip 9 tetapi terpapar “[B9”), ini disebabkan kekunci anak panah (↑↓←→) ditekan semasa “Press any key to return to menu”. Anak panah menghantar 3-byte (ESC + [ + huruf) tetapi hanya 1 byte dibaca, baki 2 byte bocor ke pilihan menu seterusnya. Isu ini telah dibaiki (RawKey.drainPending()) — pastikan menggunakan versi terkini (git pull).</w:t>
+      </w:r>
+    </w:p>
+    <w:p>
+      <w:pPr>
+        <w:pStyle w:val="ListParagraph"/>
+        <w:numPr>
+          <w:ilvl w:val="0"/>
+          <w:numId w:val="2"/>
+        </w:numPr>
+        <w:spacing w:after="80"/>
+      </w:pPr>
+      <w:r>
+        <w:rPr>
+          <w:sz w:val="21"/>
+          <w:szCs w:val="21"/>
+        </w:rPr>
+        <w:t xml:space="preserve">Elakkan menekan anak panah semasa “Press any key”; guna kekunci lain (contoh Enter atau space).</w:t>
+      </w:r>
+    </w:p>
+    <w:p>
+      <w:pPr>
+        <w:pStyle w:val="Heading2"/>
+        <w:spacing w:after="120" w:before="300"/>
+      </w:pPr>
+      <w:r>
+        <w:rPr>
+          <w:b/>
+          <w:bCs/>
+          <w:color w:val="2E74B5"/>
+          <w:sz w:val="24"/>
+          <w:szCs w:val="24"/>
+        </w:rPr>
+        <w:t xml:space="preserve">12.10 Line Sensor SumoBot (QTI) — Tidak Disokong Lagi</w:t>
+      </w:r>
+    </w:p>
+    <w:p>
+      <w:pPr>
+        <w:spacing w:after="140" w:line="300"/>
+      </w:pPr>
+      <w:r>
+        <w:rPr>
+          <w:sz w:val="21"/>
+          <w:szCs w:val="21"/>
+        </w:rPr>
+        <w:t xml:space="preserve">Line sensor QTI Parallax pada versi awal cuba disokong menggunakan kaedah RC-time melalui GPIO (Menu 17 lama). Selepas siasatan menyeluruh — wiring disahkan betul mengikut label B/R/W papan litar, LED IR disahkan menyala, GND disahkan sepunya dengan Pi, pin GPIO ditukar ke yang baharu (menyingkirkan kemungkinan GPIO rosak) — bacaan tetap tidak bertindak balas kepada permukaan hitam/putih.</w:t>
+      </w:r>
+    </w:p>
+    <w:p>
+      <w:pPr>
+        <w:spacing w:after="140" w:line="300"/>
+      </w:pPr>
+      <w:r>
+        <w:rPr>
+          <w:sz w:val="21"/>
+          <w:szCs w:val="21"/>
+        </w:rPr>
+        <w:t xml:space="preserve">Diagnostik standalone (charge-then-watch selama 5 saat penuh) mengesahkan pin kekal HIGH tanpa pernah discas walaupun disinari lampu suluh terang. Kesimpulan paling munasabah: kedua-dua fototransistor QTI rosak, kemungkinan besar akibat pendedahan 5V berterusan semasa wiring tidak betul pada peringkat awal ujian.</w:t>
+      </w:r>
+    </w:p>
+    <w:tbl>
+      <w:tblPr>
+        <w:tblW w:type="pct" w:w="100%"/>
+        <w:tblBorders>
+          <w:top w:val="single" w:color="auto" w:sz="4"/>
+          <w:left w:val="single" w:color="auto" w:sz="4"/>
+          <w:bottom w:val="single" w:color="auto" w:sz="4"/>
+          <w:right w:val="single" w:color="auto" w:sz="4"/>
+          <w:insideH w:val="single" w:color="auto" w:sz="4"/>
+          <w:insideV w:val="single" w:color="auto" w:sz="4"/>
+        </w:tblBorders>
+      </w:tblPr>
+      <w:tblGrid>
+        <w:gridCol w:w="9350"/>
+      </w:tblGrid>
+      <w:tr>
+        <w:tc>
+          <w:tcPr>
+            <w:tcW w:type="dxa" w:w="9350"/>
+            <w:tcBorders>
+              <w:top w:val="single" w:color="E8B800" w:sz="4"/>
+              <w:left w:val="single" w:color="E8B800" w:sz="24"/>
+              <w:bottom w:val="single" w:color="E8B800" w:sz="4"/>
+              <w:right w:val="single" w:color="E8B800" w:sz="4"/>
+            </w:tcBorders>
+            <w:shd w:fill="FFF4CE" w:color="auto" w:val="clear"/>
+            <w:tcMar>
+              <w:top w:type="dxa" w:w="140"/>
+              <w:left w:type="dxa" w:w="200"/>
+              <w:bottom w:type="dxa" w:w="140"/>
+              <w:right w:type="dxa" w:w="200"/>
+            </w:tcMar>
+          </w:tcPr>
+          <w:p>
+            <w:pPr>
+              <w:spacing w:after="60"/>
+            </w:pPr>
+            <w:r>
+              <w:rPr>
+                <w:b/>
+                <w:bCs/>
+                <w:sz w:val="21"/>
+                <w:szCs w:val="21"/>
+              </w:rPr>
+              <w:t xml:space="preserve">ℹ Keputusan</w:t>
+            </w:r>
+          </w:p>
+          <w:p>
+            <w:pPr>
+              <w:spacing w:after="0" w:line="280"/>
+            </w:pPr>
+            <w:r>
+              <w:rPr>
+                <w:sz w:val="20"/>
+                <w:szCs w:val="20"/>
+              </w:rPr>
+              <w:t xml:space="preserve">Ciri line sensor telah DIBUANG sepenuhnya daripada aplikasi (LineSensorTest.java, skrip diagnostik, tetapan config). Menu Full Test SUMOBOT (18) kekal — cuma tanpa overlay status line sensor. Jika sensor QTI baharu diperoleh pada masa depan, kaedah RC-time yang sama (dengan SET_PULL_NONE pada GPIO) masih sah digunakan semula.</w:t>
+            </w:r>
+          </w:p>
+        </w:tc>
+      </w:tr>
+    </w:tbl>
+    <w:p>
+      <w:pPr>
+        <w:pStyle w:val="Heading2"/>
+        <w:spacing w:after="120" w:before="300"/>
+      </w:pPr>
+      <w:r>
+        <w:rPr>
+          <w:b/>
+          <w:bCs/>
+          <w:color w:val="2E74B5"/>
+          <w:sz w:val="24"/>
+          <w:szCs w:val="24"/>
+        </w:rPr>
+        <w:t xml:space="preserve">12.11 Build/Compile Terasa Perlahan</w:t>
+      </w:r>
+    </w:p>
+    <w:p>
+      <w:pPr>
+        <w:spacing w:after="140" w:line="300"/>
+      </w:pPr>
+      <w:r>
+        <w:rPr>
+          <w:sz w:val="21"/>
+          <w:szCs w:val="21"/>
+        </w:rPr>
+        <w:t xml:space="preserve">scripts/run_boebot_test.sh menggunakan “mvn package” (bukan “mvn clean package”), supaya Maven hanya mengkompil fail Java yang berubah (incremental) — jauh lebih laju berbanding kompil semula SEMUA fail setiap kali app dijalankan. Jika sesuatu terasa lapuk/pelik selepas refactor besar, jalankan pembersihan penuh secara manual sekali:</w:t>
+      </w:r>
+    </w:p>
+    <w:p>
+      <w:pPr>
+        <w:spacing w:after="60"/>
+      </w:pPr>
+      <w:r>
+        <w:rPr>
+          <w:b/>
+          <w:bCs/>
+          <w:color w:val="D93025"/>
+          <w:sz w:val="18"/>
+          <w:szCs w:val="18"/>
+        </w:rPr>
+        <w:t xml:space="preserve">⚠ JALANKAN SATU PERSATU (line by line) — jangan tampal semua sekali gus.</w:t>
+      </w:r>
+    </w:p>
+    <w:tbl>
+      <w:tblPr>
+        <w:tblW w:type="pct" w:w="100%"/>
+        <w:tblBorders>
+          <w:top w:val="single" w:color="auto" w:sz="4"/>
+          <w:left w:val="single" w:color="auto" w:sz="4"/>
+          <w:bottom w:val="single" w:color="auto" w:sz="4"/>
+          <w:right w:val="single" w:color="auto" w:sz="4"/>
+          <w:insideH w:val="single" w:color="auto" w:sz="4"/>
+          <w:insideV w:val="single" w:color="auto" w:sz="4"/>
+        </w:tblBorders>
+      </w:tblPr>
+      <w:tblGrid>
+        <w:gridCol w:w="9350"/>
+      </w:tblGrid>
+      <w:tr>
+        <w:tc>
+          <w:tcPr>
+            <w:tcW w:type="dxa" w:w="9350"/>
+            <w:tcBorders>
+              <w:top w:val="single" w:color="B7B7B7" w:sz="4"/>
+              <w:left w:val="single" w:color="B7B7B7" w:sz="4"/>
+              <w:bottom w:val="single" w:color="B7B7B7" w:sz="4"/>
+              <w:right w:val="single" w:color="B7B7B7" w:sz="4"/>
+            </w:tcBorders>
+            <w:shd w:fill="F3F3F3" w:color="auto" w:val="clear"/>
+            <w:tcMar>
+              <w:top w:type="dxa" w:w="120"/>
+              <w:left w:type="dxa" w:w="160"/>
+              <w:bottom w:type="dxa" w:w="120"/>
+              <w:right w:type="dxa" w:w="160"/>
+            </w:tcMar>
+          </w:tcPr>
+          <w:p>
+            <w:pPr>
+              <w:spacing w:after="0" w:line="264"/>
+            </w:pPr>
+            <w:r>
+              <w:rPr>
+                <w:rFonts w:ascii="Consolas" w:cs="Consolas" w:eastAsia="Consolas" w:hAnsi="Consolas"/>
+                <w:color w:val="1a1a1a"/>
+                <w:sz w:val="19"/>
+                <w:szCs w:val="19"/>
+              </w:rPr>
+              <w:t xml:space="preserve">mvn clean package</w:t>
+            </w:r>
+          </w:p>
+        </w:tc>
+      </w:tr>
+    </w:tbl>
+    <w:p>
+      <w:pPr>
+        <w:spacing w:after="160"/>
+      </w:pPr>
+    </w:p>
     <w:p>
       <w:pPr>
         <w:spacing w:after="200"/>
